--- a/docs/scripts/codegraph_safe_helper.docx
+++ b/docs/scripts/codegraph_safe_helper.docx
@@ -978,6 +978,36 @@
         <w:t xml:space="preserve">&gt;</w:t>
       </w:r>
       <w:r>
+        <w:rPr>
+          <w:rStyle w:val="NormalTok"/>
+        </w:rPr>
+        <w:t xml:space="preserve"> [</w:t>
+      </w:r>
+      <w:r>
+        <w:rPr>
+          <w:rStyle w:val="OperatorTok"/>
+        </w:rPr>
+        <w:t xml:space="preserve">&lt;</w:t>
+      </w:r>
+      <w:r>
+        <w:rPr>
+          <w:rStyle w:val="NormalTok"/>
+        </w:rPr>
+        <w:t xml:space="preserve">exceptions-file</w:t>
+      </w:r>
+      <w:r>
+        <w:rPr>
+          <w:rStyle w:val="OperatorTok"/>
+        </w:rPr>
+        <w:t xml:space="preserve">&gt;</w:t>
+      </w:r>
+      <w:r>
+        <w:rPr>
+          <w:rStyle w:val="NormalTok"/>
+        </w:rPr>
+        <w:t xml:space="preserve">]</w:t>
+      </w:r>
+      <w:r>
         <w:br/>
       </w:r>
       <w:r>
@@ -2166,13 +2196,857 @@
         <w:rPr>
           <w:rStyle w:val="VerbatimChar"/>
         </w:rPr>
-        <w:t xml:space="preserve">scope &lt;project&gt; &lt;baseline-file&gt;</w:t>
-      </w:r>
-      <w:r>
-        <w:t xml:space="preserve"> </w:t>
-      </w:r>
-      <w:r>
-        <w:t xml:space="preserve">(lines 351-409).</w:t>
+        <w:t xml:space="preserve">scope &lt;project&gt; &lt;baseline-file&gt; [&lt;exceptions-file&gt;]</w:t>
+      </w:r>
+      <w:r>
+        <w:t xml:space="preserve"> </w:t>
+      </w:r>
+      <w:r>
+        <w:t xml:space="preserve">(</w:t>
+      </w:r>
+      <w:r>
+        <w:rPr>
+          <w:rStyle w:val="VerbatimChar"/>
+        </w:rPr>
+        <w:t xml:space="preserve">cmd_scope</w:t>
+      </w:r>
+      <w:r>
+        <w:t xml:space="preserve">, currently at</w:t>
+      </w:r>
+      <w:r>
+        <w:t xml:space="preserve"> </w:t>
+      </w:r>
+      <w:r>
+        <w:rPr>
+          <w:rStyle w:val="VerbatimChar"/>
+        </w:rPr>
+        <w:t xml:space="preserve">codegraph_safe_helper.py:404</w:t>
+      </w:r>
+      <w:r>
+        <w:t xml:space="preserve">; line numbers elsewhere in this section predate</w:t>
+      </w:r>
+      <w:r>
+        <w:t xml:space="preserve"> </w:t>
+      </w:r>
+      <w:r>
+        <w:t xml:space="preserve">the exceptions mechanism below and have not been re-walked — verify against the</w:t>
+      </w:r>
+      <w:r>
+        <w:t xml:space="preserve"> </w:t>
+      </w:r>
+      <w:r>
+        <w:t xml:space="preserve">live source rather than trusting them literally, §11.4.6).</w:t>
+      </w:r>
+    </w:p>
+    <w:p>
+      <w:pPr>
+        <w:pStyle w:val="BodyText"/>
+      </w:pPr>
+      <w:r>
+        <w:rPr>
+          <w:b/>
+          <w:bCs/>
+        </w:rPr>
+        <w:t xml:space="preserve">Per-path exceptions (added;</w:t>
+      </w:r>
+      <w:r>
+        <w:rPr>
+          <w:b/>
+          <w:bCs/>
+        </w:rPr>
+        <w:t xml:space="preserve"> </w:t>
+      </w:r>
+      <w:r>
+        <w:rPr>
+          <w:rStyle w:val="VerbatimChar"/>
+          <w:b/>
+          <w:bCs/>
+        </w:rPr>
+        <w:t xml:space="preserve">load_exceptions</w:t>
+      </w:r>
+      <w:r>
+        <w:rPr>
+          <w:b/>
+          <w:bCs/>
+        </w:rPr>
+        <w:t xml:space="preserve">/</w:t>
+      </w:r>
+      <w:r>
+        <w:rPr>
+          <w:rStyle w:val="VerbatimChar"/>
+          <w:b/>
+          <w:bCs/>
+        </w:rPr>
+        <w:t xml:space="preserve">ALLOWED_EXCEPTION_CLASSES</w:t>
+      </w:r>
+      <w:r>
+        <w:rPr>
+          <w:b/>
+          <w:bCs/>
+        </w:rPr>
+        <w:t xml:space="preserve">,</w:t>
+      </w:r>
+      <w:r>
+        <w:rPr>
+          <w:b/>
+          <w:bCs/>
+        </w:rPr>
+        <w:t xml:space="preserve"> </w:t>
+      </w:r>
+      <w:r>
+        <w:rPr>
+          <w:b/>
+          <w:bCs/>
+        </w:rPr>
+        <w:t xml:space="preserve">currently</w:t>
+      </w:r>
+      <w:r>
+        <w:rPr>
+          <w:b/>
+          <w:bCs/>
+        </w:rPr>
+        <w:t xml:space="preserve"> </w:t>
+      </w:r>
+      <w:r>
+        <w:rPr>
+          <w:rStyle w:val="VerbatimChar"/>
+          <w:b/>
+          <w:bCs/>
+        </w:rPr>
+        <w:t xml:space="preserve">codegraph_safe_helper.py:341-383</w:t>
+      </w:r>
+      <w:r>
+        <w:rPr>
+          <w:b/>
+          <w:bCs/>
+        </w:rPr>
+        <w:t xml:space="preserve">).</w:t>
+      </w:r>
+      <w:r>
+        <w:t xml:space="preserve"> </w:t>
+      </w:r>
+      <w:r>
+        <w:t xml:space="preserve">The</w:t>
+      </w:r>
+      <w:r>
+        <w:t xml:space="preserve"> </w:t>
+      </w:r>
+      <w:r>
+        <w:rPr>
+          <w:rStyle w:val="VerbatimChar"/>
+        </w:rPr>
+        <w:t xml:space="preserve">secret_named</w:t>
+      </w:r>
+      <w:r>
+        <w:t xml:space="preserve"> </w:t>
+      </w:r>
+      <w:r>
+        <w:t xml:space="preserve">(</w:t>
+      </w:r>
+      <w:r>
+        <w:rPr>
+          <w:rStyle w:val="VerbatimChar"/>
+        </w:rPr>
+        <w:t xml:space="preserve">segglob:*secret*</w:t>
+      </w:r>
+      <w:r>
+        <w:t xml:space="preserve">) and</w:t>
+      </w:r>
+      <w:r>
+        <w:t xml:space="preserve"> </w:t>
+      </w:r>
+      <w:r>
+        <w:rPr>
+          <w:rStyle w:val="VerbatimChar"/>
+        </w:rPr>
+        <w:t xml:space="preserve">secrets_dir</w:t>
+      </w:r>
+      <w:r>
+        <w:t xml:space="preserve"> </w:t>
+      </w:r>
+      <w:r>
+        <w:t xml:space="preserve">(</w:t>
+      </w:r>
+      <w:r>
+        <w:rPr>
+          <w:rStyle w:val="VerbatimChar"/>
+        </w:rPr>
+        <w:t xml:space="preserve">dir:secrets</w:t>
+      </w:r>
+      <w:r>
+        <w:t xml:space="preserve">) baseline classes are</w:t>
+      </w:r>
+      <w:r>
+        <w:t xml:space="preserve"> </w:t>
+      </w:r>
+      <w:r>
+        <w:t xml:space="preserve">deliberately broad path-SUBSTRING heuristics — a defense-in-depth net,</w:t>
+      </w:r>
+      <w:r>
+        <w:t xml:space="preserve"> </w:t>
+      </w:r>
+      <w:r>
+        <w:t xml:space="preserve">independent of and stricter than the real CodeGraph indexing exclude config —</w:t>
+      </w:r>
+      <w:r>
+        <w:t xml:space="preserve"> </w:t>
+      </w:r>
+      <w:r>
+        <w:t xml:space="preserve">so on any real, large codebase they will false-positive on legitimate source</w:t>
+      </w:r>
+      <w:r>
+        <w:t xml:space="preserve"> </w:t>
+      </w:r>
+      <w:r>
+        <w:t xml:space="preserve">that merely discusses or scans for "secrets" as a concept (a crypto HAL</w:t>
+      </w:r>
+      <w:r>
+        <w:t xml:space="preserve"> </w:t>
+      </w:r>
+      <w:r>
+        <w:t xml:space="preserve">implementing a shared-secret protocol, a tool that scans FOR leaked</w:t>
+      </w:r>
+      <w:r>
+        <w:t xml:space="preserve"> </w:t>
+      </w:r>
+      <w:r>
+        <w:t xml:space="preserve">credentials, a public API's own Secret-Manager service schema). Loosening the</w:t>
+      </w:r>
+      <w:r>
+        <w:t xml:space="preserve"> </w:t>
+      </w:r>
+      <w:r>
+        <w:t xml:space="preserve">glob itself was rejected — it would also narrow detection of a genuinely new</w:t>
+      </w:r>
+      <w:r>
+        <w:t xml:space="preserve"> </w:t>
+      </w:r>
+      <w:r>
+        <w:t xml:space="preserve">secret-shaped file. Instead, an OPTIONAL third argument names an exceptions</w:t>
+      </w:r>
+      <w:r>
+        <w:t xml:space="preserve"> </w:t>
+      </w:r>
+      <w:r>
+        <w:t xml:space="preserve">file:</w:t>
+      </w:r>
+      <w:r>
+        <w:t xml:space="preserve"> </w:t>
+      </w:r>
+      <w:r>
+        <w:rPr>
+          <w:rStyle w:val="VerbatimChar"/>
+        </w:rPr>
+        <w:t xml:space="preserve">&lt;class&gt; &lt;exact-project-relative-path&gt;</w:t>
+      </w:r>
+      <w:r>
+        <w:t xml:space="preserve"> </w:t>
+      </w:r>
+      <w:r>
+        <w:t xml:space="preserve">per line (</w:t>
+      </w:r>
+      <w:r>
+        <w:rPr>
+          <w:rStyle w:val="VerbatimChar"/>
+        </w:rPr>
+        <w:t xml:space="preserve">#</w:t>
+      </w:r>
+      <w:r>
+        <w:t xml:space="preserve"> </w:t>
+      </w:r>
+      <w:r>
+        <w:t xml:space="preserve">starts a comment),</w:t>
+      </w:r>
+      <w:r>
+        <w:t xml:space="preserve"> </w:t>
+      </w:r>
+      <w:r>
+        <w:t xml:space="preserve">narrow and auditable —</w:t>
+      </w:r>
+    </w:p>
+    <w:p>
+      <w:pPr>
+        <w:pStyle w:val="Compact"/>
+        <w:numPr>
+          <w:ilvl w:val="0"/>
+          <w:numId w:val="1003"/>
+        </w:numPr>
+      </w:pPr>
+      <w:r>
+        <w:t xml:space="preserve">Only classes in</w:t>
+      </w:r>
+      <w:r>
+        <w:t xml:space="preserve"> </w:t>
+      </w:r>
+      <w:r>
+        <w:rPr>
+          <w:rStyle w:val="VerbatimChar"/>
+        </w:rPr>
+        <w:t xml:space="preserve">ALLOWED_EXCEPTION_CLASSES</w:t>
+      </w:r>
+      <w:r>
+        <w:t xml:space="preserve"> </w:t>
+      </w:r>
+      <w:r>
+        <w:t xml:space="preserve">(</w:t>
+      </w:r>
+      <w:r>
+        <w:rPr>
+          <w:rStyle w:val="VerbatimChar"/>
+        </w:rPr>
+        <w:t xml:space="preserve">secret_named</w:t>
+      </w:r>
+      <w:r>
+        <w:t xml:space="preserve">,</w:t>
+      </w:r>
+      <w:r>
+        <w:t xml:space="preserve"> </w:t>
+      </w:r>
+      <w:r>
+        <w:rPr>
+          <w:rStyle w:val="VerbatimChar"/>
+        </w:rPr>
+        <w:t xml:space="preserve">secrets_dir</w:t>
+      </w:r>
+      <w:r>
+        <w:t xml:space="preserve">)</w:t>
+      </w:r>
+      <w:r>
+        <w:t xml:space="preserve"> </w:t>
+      </w:r>
+      <w:r>
+        <w:t xml:space="preserve">may appear. Any other class name (in particular the credential-CONTENT</w:t>
+      </w:r>
+      <w:r>
+        <w:t xml:space="preserve"> </w:t>
+      </w:r>
+      <w:r>
+        <w:t xml:space="preserve">classes</w:t>
+      </w:r>
+      <w:r>
+        <w:t xml:space="preserve"> </w:t>
+      </w:r>
+      <w:r>
+        <w:rPr>
+          <w:rStyle w:val="VerbatimChar"/>
+        </w:rPr>
+        <w:t xml:space="preserve">env_file</w:t>
+      </w:r>
+      <w:r>
+        <w:t xml:space="preserve">/</w:t>
+      </w:r>
+      <w:r>
+        <w:rPr>
+          <w:rStyle w:val="VerbatimChar"/>
+        </w:rPr>
+        <w:t xml:space="preserve">keystore</w:t>
+      </w:r>
+      <w:r>
+        <w:t xml:space="preserve">/</w:t>
+      </w:r>
+      <w:r>
+        <w:rPr>
+          <w:rStyle w:val="VerbatimChar"/>
+        </w:rPr>
+        <w:t xml:space="preserve">signing_key</w:t>
+      </w:r>
+      <w:r>
+        <w:t xml:space="preserve">/</w:t>
+      </w:r>
+      <w:r>
+        <w:rPr>
+          <w:rStyle w:val="VerbatimChar"/>
+        </w:rPr>
+        <w:t xml:space="preserve">service_account</w:t>
+      </w:r>
+      <w:r>
+        <w:t xml:space="preserve">, §11.4.10) is a</w:t>
+      </w:r>
+      <w:r>
+        <w:t xml:space="preserve"> </w:t>
+      </w:r>
+      <w:r>
+        <w:rPr>
+          <w:b/>
+          <w:bCs/>
+        </w:rPr>
+        <w:t xml:space="preserve">hard error</w:t>
+      </w:r>
+      <w:r>
+        <w:t xml:space="preserve"> </w:t>
+      </w:r>
+      <w:r>
+        <w:t xml:space="preserve">—</w:t>
+      </w:r>
+      <w:r>
+        <w:t xml:space="preserve"> </w:t>
+      </w:r>
+      <w:r>
+        <w:rPr>
+          <w:rStyle w:val="VerbatimChar"/>
+        </w:rPr>
+        <w:t xml:space="preserve">SCOPE FAIL exceptions file invalid</w:t>
+      </w:r>
+      <w:r>
+        <w:t xml:space="preserve"> </w:t>
+      </w:r>
+      <w:r>
+        <w:t xml:space="preserve">— never silently</w:t>
+      </w:r>
+      <w:r>
+        <w:t xml:space="preserve"> </w:t>
+      </w:r>
+      <w:r>
+        <w:t xml:space="preserve">accepted. Those four classes admit zero exceptions, by construction.</w:t>
+      </w:r>
+    </w:p>
+    <w:p>
+      <w:pPr>
+        <w:pStyle w:val="Compact"/>
+        <w:numPr>
+          <w:ilvl w:val="0"/>
+          <w:numId w:val="1003"/>
+        </w:numPr>
+      </w:pPr>
+      <w:r>
+        <w:t xml:space="preserve">The path MUST be exact — no</w:t>
+      </w:r>
+      <w:r>
+        <w:t xml:space="preserve"> </w:t>
+      </w:r>
+      <w:r>
+        <w:rPr>
+          <w:rStyle w:val="VerbatimChar"/>
+        </w:rPr>
+        <w:t xml:space="preserve">*</w:t>
+      </w:r>
+      <w:r>
+        <w:t xml:space="preserve">/</w:t>
+      </w:r>
+      <w:r>
+        <w:rPr>
+          <w:rStyle w:val="VerbatimChar"/>
+        </w:rPr>
+        <w:t xml:space="preserve">?</w:t>
+      </w:r>
+      <w:r>
+        <w:t xml:space="preserve">, no leading</w:t>
+      </w:r>
+      <w:r>
+        <w:t xml:space="preserve"> </w:t>
+      </w:r>
+      <w:r>
+        <w:rPr>
+          <w:rStyle w:val="VerbatimChar"/>
+        </w:rPr>
+        <w:t xml:space="preserve">/</w:t>
+      </w:r>
+      <w:r>
+        <w:t xml:space="preserve"> </w:t>
+      </w:r>
+      <w:r>
+        <w:t xml:space="preserve">— a pattern is a hard</w:t>
+      </w:r>
+      <w:r>
+        <w:t xml:space="preserve"> </w:t>
+      </w:r>
+      <w:r>
+        <w:t xml:space="preserve">error too. An exception narrows exactly the ONE file it names.</w:t>
+      </w:r>
+    </w:p>
+    <w:p>
+      <w:pPr>
+        <w:pStyle w:val="Compact"/>
+        <w:numPr>
+          <w:ilvl w:val="0"/>
+          <w:numId w:val="1003"/>
+        </w:numPr>
+      </w:pPr>
+      <w:r>
+        <w:t xml:space="preserve">Missing/absent exceptions file ⇒ empty exceptions (fully backward-compatible</w:t>
+      </w:r>
+      <w:r>
+        <w:t xml:space="preserve"> </w:t>
+      </w:r>
+      <w:r>
+        <w:t xml:space="preserve">with the old 2-argument call; the strictest posture, never an error).</w:t>
+      </w:r>
+    </w:p>
+    <w:p>
+      <w:pPr>
+        <w:pStyle w:val="Compact"/>
+        <w:numPr>
+          <w:ilvl w:val="0"/>
+          <w:numId w:val="1003"/>
+        </w:numPr>
+      </w:pPr>
+      <w:r>
+        <w:t xml:space="preserve">A listed path that doesn't actually match anything (a typo, a stale entry)</w:t>
+      </w:r>
+      <w:r>
+        <w:t xml:space="preserve"> </w:t>
+      </w:r>
+      <w:r>
+        <w:t xml:space="preserve">changes nothing — the underlying</w:t>
+      </w:r>
+      <w:r>
+        <w:t xml:space="preserve"> </w:t>
+      </w:r>
+      <w:r>
+        <w:rPr>
+          <w:rStyle w:val="VerbatimChar"/>
+        </w:rPr>
+        <w:t xml:space="preserve">SCOPE_CLASS ... FAIL</w:t>
+      </w:r>
+      <w:r>
+        <w:t xml:space="preserve"> </w:t>
+      </w:r>
+      <w:r>
+        <w:t xml:space="preserve">persists. This is</w:t>
+      </w:r>
+      <w:r>
+        <w:t xml:space="preserve"> </w:t>
+      </w:r>
+      <w:r>
+        <w:t xml:space="preserve">fail-closed: the file can only narrow an ALREADY-VERIFIED hit, never widen</w:t>
+      </w:r>
+      <w:r>
+        <w:t xml:space="preserve"> </w:t>
+      </w:r>
+      <w:r>
+        <w:t xml:space="preserve">what the baseline patterns themselves catch.</w:t>
+      </w:r>
+    </w:p>
+    <w:p>
+      <w:pPr>
+        <w:pStyle w:val="Compact"/>
+        <w:numPr>
+          <w:ilvl w:val="0"/>
+          <w:numId w:val="1003"/>
+        </w:numPr>
+      </w:pPr>
+      <w:r>
+        <w:t xml:space="preserve">A path under a literal</w:t>
+      </w:r>
+      <w:r>
+        <w:t xml:space="preserve"> </w:t>
+      </w:r>
+      <w:r>
+        <w:rPr>
+          <w:rStyle w:val="VerbatimChar"/>
+        </w:rPr>
+        <w:t xml:space="preserve">secrets/</w:t>
+      </w:r>
+      <w:r>
+        <w:t xml:space="preserve"> </w:t>
+      </w:r>
+      <w:r>
+        <w:t xml:space="preserve">directory ALSO always matches</w:t>
+      </w:r>
+      <w:r>
+        <w:t xml:space="preserve"> </w:t>
+      </w:r>
+      <w:r>
+        <w:rPr>
+          <w:rStyle w:val="VerbatimChar"/>
+        </w:rPr>
+        <w:t xml:space="preserve">segglob:*secret*</w:t>
+      </w:r>
+      <w:r>
+        <w:t xml:space="preserve"> </w:t>
+      </w:r>
+      <w:r>
+        <w:t xml:space="preserve">(the directory-name component itself satisfies the glob),</w:t>
+      </w:r>
+      <w:r>
+        <w:t xml:space="preserve"> </w:t>
+      </w:r>
+      <w:r>
+        <w:t xml:space="preserve">so</w:t>
+      </w:r>
+      <w:r>
+        <w:t xml:space="preserve"> </w:t>
+      </w:r>
+      <w:r>
+        <w:rPr>
+          <w:rStyle w:val="VerbatimChar"/>
+        </w:rPr>
+        <w:t xml:space="preserve">secrets_dir</w:t>
+      </w:r>
+      <w:r>
+        <w:t xml:space="preserve"> </w:t>
+      </w:r>
+      <w:r>
+        <w:t xml:space="preserve">hits are always a subset of</w:t>
+      </w:r>
+      <w:r>
+        <w:t xml:space="preserve"> </w:t>
+      </w:r>
+      <w:r>
+        <w:rPr>
+          <w:rStyle w:val="VerbatimChar"/>
+        </w:rPr>
+        <w:t xml:space="preserve">secret_named</w:t>
+      </w:r>
+      <w:r>
+        <w:t xml:space="preserve"> </w:t>
+      </w:r>
+      <w:r>
+        <w:t xml:space="preserve">hits — such a</w:t>
+      </w:r>
+      <w:r>
+        <w:t xml:space="preserve"> </w:t>
+      </w:r>
+      <w:r>
+        <w:t xml:space="preserve">path needs an exception entry in BOTH classes to fully clear (see</w:t>
+      </w:r>
+      <w:r>
+        <w:t xml:space="preserve"> </w:t>
+      </w:r>
+      <w:r>
+        <w:rPr>
+          <w:rStyle w:val="VerbatimChar"/>
+        </w:rPr>
+        <w:t xml:space="preserve">scope_exceptions.txt</w:t>
+      </w:r>
+      <w:r>
+        <w:t xml:space="preserve">'s</w:t>
+      </w:r>
+      <w:r>
+        <w:t xml:space="preserve"> </w:t>
+      </w:r>
+      <w:r>
+        <w:rPr>
+          <w:rStyle w:val="VerbatimChar"/>
+        </w:rPr>
+        <w:t xml:space="preserve">external/googleapis/.../secretmanager_v1beta1.yaml</w:t>
+      </w:r>
+      <w:r>
+        <w:t xml:space="preserve"> </w:t>
+      </w:r>
+      <w:r>
+        <w:t xml:space="preserve">pair, and</w:t>
+      </w:r>
+      <w:r>
+        <w:t xml:space="preserve"> </w:t>
+      </w:r>
+      <w:r>
+        <w:rPr>
+          <w:rStyle w:val="VerbatimChar"/>
+        </w:rPr>
+        <w:t xml:space="preserve">tests/test_scope_exceptions.py::test_09b</w:t>
+      </w:r>
+      <w:r>
+        <w:t xml:space="preserve">).</w:t>
+      </w:r>
+    </w:p>
+    <w:p>
+      <w:pPr>
+        <w:pStyle w:val="Compact"/>
+        <w:numPr>
+          <w:ilvl w:val="0"/>
+          <w:numId w:val="1003"/>
+        </w:numPr>
+      </w:pPr>
+      <w:r>
+        <w:rPr>
+          <w:rStyle w:val="VerbatimChar"/>
+        </w:rPr>
+        <w:t xml:space="preserve">SCOPE_CLASS</w:t>
+      </w:r>
+      <w:r>
+        <w:t xml:space="preserve"> </w:t>
+      </w:r>
+      <w:r>
+        <w:t xml:space="preserve">output gains an</w:t>
+      </w:r>
+      <w:r>
+        <w:t xml:space="preserve"> </w:t>
+      </w:r>
+      <w:r>
+        <w:rPr>
+          <w:rStyle w:val="VerbatimChar"/>
+        </w:rPr>
+        <w:t xml:space="preserve"> excepted=&lt;n&gt;</w:t>
+      </w:r>
+      <w:r>
+        <w:t xml:space="preserve"> </w:t>
+      </w:r>
+      <w:r>
+        <w:t xml:space="preserve">field when any hits for that</w:t>
+      </w:r>
+      <w:r>
+        <w:t xml:space="preserve"> </w:t>
+      </w:r>
+      <w:r>
+        <w:t xml:space="preserve">class were excepted, e.g.</w:t>
+      </w:r>
+      <w:r>
+        <w:t xml:space="preserve"> </w:t>
+      </w:r>
+      <w:r>
+        <w:rPr>
+          <w:rStyle w:val="VerbatimChar"/>
+        </w:rPr>
+        <w:t xml:space="preserve">SCOPE_CLASS secret_named kind=secret count=0 excepted=6 PASS</w:t>
+      </w:r>
+      <w:r>
+        <w:t xml:space="preserve">.</w:t>
+      </w:r>
+    </w:p>
+    <w:p>
+      <w:pPr>
+        <w:pStyle w:val="FirstParagraph"/>
+      </w:pPr>
+      <w:r>
+        <w:t xml:space="preserve">The project's own checked-in exceptions live at</w:t>
+      </w:r>
+      <w:r>
+        <w:t xml:space="preserve"> </w:t>
+      </w:r>
+      <w:r>
+        <w:rPr>
+          <w:rStyle w:val="VerbatimChar"/>
+        </w:rPr>
+        <w:t xml:space="preserve">constitution/scripts/codegraph/scope_exceptions.txt</w:t>
+      </w:r>
+      <w:r>
+        <w:t xml:space="preserve">, and</w:t>
+      </w:r>
+      <w:r>
+        <w:t xml:space="preserve"> </w:t>
+      </w:r>
+      <w:r>
+        <w:rPr>
+          <w:rStyle w:val="VerbatimChar"/>
+        </w:rPr>
+        <w:t xml:space="preserve">codegraph_safe.sh</w:t>
+      </w:r>
+      <w:r>
+        <w:t xml:space="preserve"> </w:t>
+      </w:r>
+      <w:r>
+        <w:t xml:space="preserve">defaults</w:t>
+      </w:r>
+      <w:r>
+        <w:t xml:space="preserve"> </w:t>
+      </w:r>
+      <w:r>
+        <w:rPr>
+          <w:rStyle w:val="VerbatimChar"/>
+        </w:rPr>
+        <w:t xml:space="preserve">--scope-exceptions</w:t>
+      </w:r>
+      <w:r>
+        <w:t xml:space="preserve"> </w:t>
+      </w:r>
+      <w:r>
+        <w:t xml:space="preserve">to that file (beside the script, mirroring how</w:t>
+      </w:r>
+      <w:r>
+        <w:t xml:space="preserve"> </w:t>
+      </w:r>
+      <w:r>
+        <w:rPr>
+          <w:rStyle w:val="VerbatimChar"/>
+        </w:rPr>
+        <w:t xml:space="preserve">--scope-baseline</w:t>
+      </w:r>
+      <w:r>
+        <w:t xml:space="preserve"> </w:t>
+      </w:r>
+      <w:r>
+        <w:t xml:space="preserve">defaults to</w:t>
+      </w:r>
+      <w:r>
+        <w:t xml:space="preserve"> </w:t>
+      </w:r>
+      <w:r>
+        <w:rPr>
+          <w:rStyle w:val="VerbatimChar"/>
+        </w:rPr>
+        <w:t xml:space="preserve">scope_baseline.txt</w:t>
+      </w:r>
+      <w:r>
+        <w:t xml:space="preserve">) at every</w:t>
+      </w:r>
+      <w:r>
+        <w:t xml:space="preserve"> </w:t>
+      </w:r>
+      <w:r>
+        <w:rPr>
+          <w:rStyle w:val="VerbatimChar"/>
+        </w:rPr>
+        <w:t xml:space="preserve">scope</w:t>
+      </w:r>
+      <w:r>
+        <w:t xml:space="preserve"> </w:t>
+      </w:r>
+      <w:r>
+        <w:t xml:space="preserve">call-site, including inside</w:t>
+      </w:r>
+      <w:r>
+        <w:t xml:space="preserve"> </w:t>
+      </w:r>
+      <w:r>
+        <w:rPr>
+          <w:rStyle w:val="VerbatimChar"/>
+        </w:rPr>
+        <w:t xml:space="preserve">supervise()</w:t>
+      </w:r>
+      <w:r>
+        <w:t xml:space="preserve"> </w:t>
+      </w:r>
+      <w:r>
+        <w:t xml:space="preserve">(env</w:t>
+      </w:r>
+      <w:r>
+        <w:t xml:space="preserve"> </w:t>
+      </w:r>
+      <w:r>
+        <w:rPr>
+          <w:rStyle w:val="VerbatimChar"/>
+        </w:rPr>
+        <w:t xml:space="preserve">CG_SV_SCOPE_EXCEPTIONS</w:t>
+      </w:r>
+      <w:r>
+        <w:t xml:space="preserve">).</w:t>
+      </w:r>
+      <w:r>
+        <w:t xml:space="preserve"> </w:t>
+      </w:r>
+      <w:r>
+        <w:t xml:space="preserve">Tests:</w:t>
+      </w:r>
+      <w:r>
+        <w:t xml:space="preserve"> </w:t>
+      </w:r>
+      <w:r>
+        <w:rPr>
+          <w:rStyle w:val="VerbatimChar"/>
+        </w:rPr>
+        <w:t xml:space="preserve">tests/test_scope_exceptions.py</w:t>
+      </w:r>
+      <w:r>
+        <w:t xml:space="preserve"> </w:t>
+      </w:r>
+      <w:r>
+        <w:t xml:space="preserve">(13 cases) +</w:t>
+      </w:r>
+      <w:r>
+        <w:t xml:space="preserve"> </w:t>
+      </w:r>
+      <w:r>
+        <w:rPr>
+          <w:rStyle w:val="VerbatimChar"/>
+        </w:rPr>
+        <w:t xml:space="preserve">tests/test_scope_exceptions_mutations.sh</w:t>
+      </w:r>
+      <w:r>
+        <w:t xml:space="preserve"> </w:t>
+      </w:r>
+      <w:r>
+        <w:t xml:space="preserve">(7 mutants, all killed).</w:t>
       </w:r>
     </w:p>
     <w:p>
@@ -3384,7 +4258,7 @@
         <w:pStyle w:val="Compact"/>
         <w:numPr>
           <w:ilvl w:val="0"/>
-          <w:numId w:val="1003"/>
+          <w:numId w:val="1004"/>
         </w:numPr>
       </w:pPr>
       <w:r>
@@ -3459,7 +4333,7 @@
         <w:pStyle w:val="Compact"/>
         <w:numPr>
           <w:ilvl w:val="0"/>
-          <w:numId w:val="1003"/>
+          <w:numId w:val="1004"/>
         </w:numPr>
       </w:pPr>
       <w:r>
@@ -3519,7 +4393,7 @@
         <w:pStyle w:val="Compact"/>
         <w:numPr>
           <w:ilvl w:val="0"/>
-          <w:numId w:val="1003"/>
+          <w:numId w:val="1004"/>
         </w:numPr>
       </w:pPr>
       <w:r>
@@ -3570,7 +4444,7 @@
         <w:pStyle w:val="Compact"/>
         <w:numPr>
           <w:ilvl w:val="0"/>
-          <w:numId w:val="1003"/>
+          <w:numId w:val="1004"/>
         </w:numPr>
       </w:pPr>
       <w:r>
@@ -3633,7 +4507,7 @@
         <w:pStyle w:val="Compact"/>
         <w:numPr>
           <w:ilvl w:val="0"/>
-          <w:numId w:val="1003"/>
+          <w:numId w:val="1004"/>
         </w:numPr>
       </w:pPr>
       <w:r>
@@ -3702,7 +4576,7 @@
         <w:pStyle w:val="Compact"/>
         <w:numPr>
           <w:ilvl w:val="0"/>
-          <w:numId w:val="1003"/>
+          <w:numId w:val="1004"/>
         </w:numPr>
       </w:pPr>
       <w:r>
@@ -4248,7 +5122,7 @@
         <w:pStyle w:val="Compact"/>
         <w:numPr>
           <w:ilvl w:val="0"/>
-          <w:numId w:val="1004"/>
+          <w:numId w:val="1005"/>
         </w:numPr>
       </w:pPr>
       <w:r>
@@ -4278,7 +5152,7 @@
         <w:pStyle w:val="Compact"/>
         <w:numPr>
           <w:ilvl w:val="0"/>
-          <w:numId w:val="1004"/>
+          <w:numId w:val="1005"/>
         </w:numPr>
       </w:pPr>
       <w:r>
@@ -4365,7 +5239,7 @@
         <w:pStyle w:val="Compact"/>
         <w:numPr>
           <w:ilvl w:val="0"/>
-          <w:numId w:val="1004"/>
+          <w:numId w:val="1005"/>
         </w:numPr>
       </w:pPr>
       <w:r>
@@ -4428,7 +5302,7 @@
         <w:pStyle w:val="Compact"/>
         <w:numPr>
           <w:ilvl w:val="0"/>
-          <w:numId w:val="1004"/>
+          <w:numId w:val="1005"/>
         </w:numPr>
       </w:pPr>
       <w:r>
@@ -4536,7 +5410,7 @@
         <w:pStyle w:val="Compact"/>
         <w:numPr>
           <w:ilvl w:val="0"/>
-          <w:numId w:val="1004"/>
+          <w:numId w:val="1005"/>
         </w:numPr>
       </w:pPr>
       <w:r>
@@ -4611,7 +5485,7 @@
         <w:pStyle w:val="Compact"/>
         <w:numPr>
           <w:ilvl w:val="0"/>
-          <w:numId w:val="1004"/>
+          <w:numId w:val="1005"/>
         </w:numPr>
       </w:pPr>
       <w:r>
@@ -4668,7 +5542,7 @@
         <w:pStyle w:val="Compact"/>
         <w:numPr>
           <w:ilvl w:val="0"/>
-          <w:numId w:val="1004"/>
+          <w:numId w:val="1005"/>
         </w:numPr>
       </w:pPr>
       <w:r>
@@ -4821,7 +5695,7 @@
         <w:pStyle w:val="Compact"/>
         <w:numPr>
           <w:ilvl w:val="0"/>
-          <w:numId w:val="1004"/>
+          <w:numId w:val="1005"/>
         </w:numPr>
       </w:pPr>
       <w:r>
@@ -5203,6 +6077,9 @@
     <w:abstractNumId w:val="991"/>
   </w:num>
   <w:num w:numId="1004">
+    <w:abstractNumId w:val="991"/>
+  </w:num>
+  <w:num w:numId="1005">
     <w:abstractNumId w:val="991"/>
   </w:num>
 </w:numbering>
